--- a/designPattern/singleton/Singleton.docx
+++ b/designPattern/singleton/Singleton.docx
@@ -37,6 +37,9 @@
     </w:p>
     <w:p>
       <w:r>
+        <w:rPr>
+          <w:noProof/>
+        </w:rPr>
         <w:drawing>
           <wp:inline distT="0" distB="0" distL="0" distR="0" wp14:anchorId="15198235" wp14:editId="68F62A45">
             <wp:extent cx="6120130" cy="2763520"/>
@@ -125,6 +128,9 @@
     </w:p>
     <w:p>
       <w:r>
+        <w:rPr>
+          <w:noProof/>
+        </w:rPr>
         <w:drawing>
           <wp:inline distT="0" distB="0" distL="0" distR="0" wp14:anchorId="5D43EF56" wp14:editId="2FF4B5E5">
             <wp:extent cx="6120130" cy="3459480"/>
@@ -169,6 +175,9 @@
     </w:p>
     <w:p>
       <w:r>
+        <w:rPr>
+          <w:noProof/>
+        </w:rPr>
         <w:drawing>
           <wp:inline distT="0" distB="0" distL="0" distR="0" wp14:anchorId="1942EBAE" wp14:editId="0059F795">
             <wp:extent cx="6120130" cy="2586990"/>
@@ -236,6 +245,9 @@
     </w:p>
     <w:p>
       <w:r>
+        <w:rPr>
+          <w:noProof/>
+        </w:rPr>
         <w:drawing>
           <wp:inline distT="0" distB="0" distL="0" distR="0" wp14:anchorId="033914BA" wp14:editId="74260470">
             <wp:extent cx="6120130" cy="2781935"/>
@@ -288,6 +300,9 @@
     </w:p>
     <w:p>
       <w:r>
+        <w:rPr>
+          <w:noProof/>
+        </w:rPr>
         <w:drawing>
           <wp:inline distT="0" distB="0" distL="0" distR="0" wp14:anchorId="6692A38A" wp14:editId="2298C21F">
             <wp:extent cx="4861981" cy="1242168"/>
@@ -328,6 +343,54 @@
     <w:p>
       <w:r>
         <w:t>Questo è un singleton già completo e ottimizzato per tutti i problemi detti prima</w:t>
+      </w:r>
+    </w:p>
+    <w:p>
+      <w:r>
+        <w:rPr>
+          <w:noProof/>
+        </w:rPr>
+        <w:drawing>
+          <wp:inline distT="0" distB="0" distL="0" distR="0" wp14:anchorId="6AA314BC" wp14:editId="42679BFD">
+            <wp:extent cx="5885498" cy="1762125"/>
+            <wp:effectExtent l="0" t="0" r="1270" b="0"/>
+            <wp:docPr id="1101293156" name="Immagine 1"/>
+            <wp:cNvGraphicFramePr>
+              <a:graphicFrameLocks xmlns:a="http://schemas.openxmlformats.org/drawingml/2006/main" noChangeAspect="1"/>
+            </wp:cNvGraphicFramePr>
+            <a:graphic xmlns:a="http://schemas.openxmlformats.org/drawingml/2006/main">
+              <a:graphicData uri="http://schemas.openxmlformats.org/drawingml/2006/picture">
+                <pic:pic xmlns:pic="http://schemas.openxmlformats.org/drawingml/2006/picture">
+                  <pic:nvPicPr>
+                    <pic:cNvPr id="1101293156" name="Immagine 1101293156"/>
+                    <pic:cNvPicPr/>
+                  </pic:nvPicPr>
+                  <pic:blipFill>
+                    <a:blip r:embed="rId10">
+                      <a:extLst>
+                        <a:ext uri="{28A0092B-C50C-407E-A947-70E740481C1C}">
+                          <a14:useLocalDpi xmlns:a14="http://schemas.microsoft.com/office/drawing/2010/main" val="0"/>
+                        </a:ext>
+                      </a:extLst>
+                    </a:blip>
+                    <a:stretch>
+                      <a:fillRect/>
+                    </a:stretch>
+                  </pic:blipFill>
+                  <pic:spPr>
+                    <a:xfrm>
+                      <a:off x="0" y="0"/>
+                      <a:ext cx="5891538" cy="1763933"/>
+                    </a:xfrm>
+                    <a:prstGeom prst="rect">
+                      <a:avLst/>
+                    </a:prstGeom>
+                  </pic:spPr>
+                </pic:pic>
+              </a:graphicData>
+            </a:graphic>
+          </wp:inline>
+        </w:drawing>
       </w:r>
     </w:p>
     <w:sectPr>
